--- a/public/demo/patient-intake-form-2026-03-15.docx
+++ b/public/demo/patient-intake-form-2026-03-15.docx
@@ -27,6 +27,15 @@
           <w:bCs w:val="false"/>
         </w:rPr>
         <w:t xml:space="preserve">Patient: Synthetic Patient SP-0042</w:t>
+      </w:r>
+    </w:p>
+    <w:p>
+      <w:r>
+        <w:rPr>
+          <w:b w:val="false"/>
+          <w:bCs w:val="false"/>
+        </w:rPr>
+        <w:t xml:space="preserve">Date of birth: 14 February 1961</w:t>
       </w:r>
     </w:p>
     <w:p>
